--- a/Capstone.docx
+++ b/Capstone.docx
@@ -144,19 +144,7 @@
         <w:rPr>
           <w:lang w:val="en"/>
         </w:rPr>
-        <w:t xml:space="preserve"> by the boss each day, and the status of the job is tracked, as well as the number of employees at the site and how many are needed based on size.</w:t>
-      </w:r>
-      <w:r>
-        <w:rPr>
-          <w:lang w:val="en"/>
-        </w:rPr>
-        <w:t xml:space="preserve"> This data should all be displayed on one screen with each location having its own container/tab. Employees choose a job site by clicking a join job button, which automatically updates status of job site. </w:t>
-      </w:r>
-      <w:r>
-        <w:rPr>
-          <w:lang w:val="en"/>
-        </w:rPr>
-        <w:t>Upon completion of a job site, employees should be able to update the status, click on a new location, and that should open Google Maps directing them to the new location. Upon arriving, employees should be able to update status again, displaying the number of workers at the job site.</w:t>
+        <w:t xml:space="preserve"> by the boss each day, and the status of the job is tracked, as well as the number of employees at the site and how many are needed based on size. This data should all be displayed on one screen with each location having its own container/tab. Employees choose a job site by clicking a join job button, which automatically updates status of job site. Upon completion of a job site, employees should be able to update the status, click on a new location, and that should open Google Maps directing them to the new location. Upon arriving, employees should be able to update status again, displaying the number of workers at the job site.</w:t>
       </w:r>
     </w:p>
     <w:p>
@@ -238,9 +226,6 @@
     <w:p>
       <w:pPr>
         <w:spacing w:line="240" w:lineRule="auto"/>
-        <w:rPr>
-          <w:lang w:val="en"/>
-        </w:rPr>
       </w:pPr>
       <w:hyperlink r:id="rId5" w:history="1">
         <w:r>
@@ -256,6 +241,169 @@
       <w:pPr>
         <w:spacing w:line="240" w:lineRule="auto"/>
         <w:rPr>
+          <w:b/>
+          <w:bCs/>
+        </w:rPr>
+      </w:pPr>
+    </w:p>
+    <w:p>
+      <w:pPr>
+        <w:spacing w:line="240" w:lineRule="auto"/>
+        <w:rPr>
+          <w:b/>
+          <w:bCs/>
+        </w:rPr>
+      </w:pPr>
+      <w:r>
+        <w:rPr>
+          <w:b/>
+          <w:bCs/>
+        </w:rPr>
+        <w:t>Potential Api Problems</w:t>
+      </w:r>
+    </w:p>
+    <w:p>
+      <w:pPr>
+        <w:pStyle w:val="ListParagraph"/>
+        <w:numPr>
+          <w:ilvl w:val="0"/>
+          <w:numId w:val="6"/>
+        </w:numPr>
+        <w:spacing w:line="240" w:lineRule="auto"/>
+        <w:rPr>
+          <w:lang w:val="en"/>
+        </w:rPr>
+      </w:pPr>
+      <w:r>
+        <w:rPr>
+          <w:b/>
+          <w:bCs/>
+        </w:rPr>
+        <w:t>Hardware Compatibility</w:t>
+      </w:r>
+      <w:r>
+        <w:t xml:space="preserve">: Modern vector-based maps require </w:t>
+      </w:r>
+      <w:hyperlink r:id="rId6" w:tgtFrame="_blank" w:history="1">
+        <w:r>
+          <w:rPr>
+            <w:rStyle w:val="Hyperlink"/>
+          </w:rPr>
+          <w:t>WebGL</w:t>
+        </w:r>
+      </w:hyperlink>
+      <w:r>
+        <w:t xml:space="preserve"> support. If a user's browser or graphics card doesn't support it, the map may fail to load entirely.</w:t>
+      </w:r>
+    </w:p>
+    <w:p>
+      <w:pPr>
+        <w:pStyle w:val="ListParagraph"/>
+        <w:numPr>
+          <w:ilvl w:val="0"/>
+          <w:numId w:val="6"/>
+        </w:numPr>
+        <w:spacing w:line="240" w:lineRule="auto"/>
+        <w:rPr>
+          <w:lang w:val="en"/>
+        </w:rPr>
+      </w:pPr>
+      <w:r>
+        <w:rPr>
+          <w:b/>
+          <w:bCs/>
+        </w:rPr>
+        <w:t>Invisible Maps</w:t>
+      </w:r>
+      <w:r>
+        <w:t xml:space="preserve">: A very common mistake is not providing a height for the map's div container. Since div elements have a default height of 0, the map will be loaded but remain </w:t>
+      </w:r>
+      <w:r>
+        <w:t>invisible.</w:t>
+      </w:r>
+    </w:p>
+    <w:p>
+      <w:pPr>
+        <w:pStyle w:val="ListParagraph"/>
+        <w:numPr>
+          <w:ilvl w:val="0"/>
+          <w:numId w:val="6"/>
+        </w:numPr>
+        <w:spacing w:line="240" w:lineRule="auto"/>
+        <w:rPr>
+          <w:lang w:val="en"/>
+        </w:rPr>
+      </w:pPr>
+      <w:r>
+        <w:rPr>
+          <w:b/>
+          <w:bCs/>
+        </w:rPr>
+        <w:t>"For development purposes only" Watermark</w:t>
+      </w:r>
+      <w:r>
+        <w:t>: This usually indicates a problem with your</w:t>
+      </w:r>
+      <w:r>
+        <w:t xml:space="preserve"> API key</w:t>
+      </w:r>
+      <w:r>
+        <w:t xml:space="preserve"> or billing account. You must have an active billing account linked to your project, even if you stay within the free tier.</w:t>
+      </w:r>
+    </w:p>
+    <w:p>
+      <w:pPr>
+        <w:spacing w:line="240" w:lineRule="auto"/>
+        <w:rPr>
+          <w:lang w:val="en"/>
+        </w:rPr>
+      </w:pPr>
+    </w:p>
+    <w:p>
+      <w:pPr>
+        <w:spacing w:line="240" w:lineRule="auto"/>
+        <w:rPr>
+          <w:b/>
+          <w:bCs/>
+          <w:lang w:val="en"/>
+        </w:rPr>
+      </w:pPr>
+      <w:r>
+        <w:rPr>
+          <w:b/>
+          <w:bCs/>
+          <w:lang w:val="en"/>
+        </w:rPr>
+        <w:t>Note on Maps API</w:t>
+      </w:r>
+    </w:p>
+    <w:p>
+      <w:pPr>
+        <w:spacing w:line="240" w:lineRule="auto"/>
+        <w:rPr>
+          <w:lang w:val="en"/>
+        </w:rPr>
+      </w:pPr>
+      <w:r>
+        <w:rPr>
+          <w:lang w:val="en"/>
+        </w:rPr>
+        <w:lastRenderedPageBreak/>
+        <w:t xml:space="preserve">May not need to use Maps API, as you can create an HTML link with address that will take you directly to </w:t>
+      </w:r>
+      <w:r>
+        <w:rPr>
+          <w:lang w:val="en"/>
+        </w:rPr>
+        <w:t>Get Directions. Which is the point.</w:t>
+      </w:r>
+    </w:p>
+    <w:p>
+      <w:pPr>
+        <w:spacing w:line="240" w:lineRule="auto"/>
+        <w:rPr>
+          <w:b/>
+          <w:bCs/>
           <w:lang w:val="en"/>
         </w:rPr>
       </w:pPr>
@@ -1297,47 +1445,136 @@
       </w:rPr>
     </w:lvl>
   </w:abstractNum>
+  <w:abstractNum w:abstractNumId="5" w15:restartNumberingAfterBreak="0">
+    <w:nsid w:val="7E832AD3"/>
+    <w:multiLevelType w:val="hybridMultilevel"/>
+    <w:tmpl w:val="57C23A68"/>
+    <w:lvl w:ilvl="0" w:tplc="04090001">
+      <w:start w:val="1"/>
+      <w:numFmt w:val="bullet"/>
+      <w:lvlText w:val=""/>
+      <w:lvlJc w:val="left"/>
+      <w:pPr>
+        <w:ind w:left="720" w:hanging="360"/>
+      </w:pPr>
+      <w:rPr>
+        <w:rFonts w:ascii="Symbol" w:hAnsi="Symbol" w:hint="default"/>
+      </w:rPr>
+    </w:lvl>
+    <w:lvl w:ilvl="1" w:tplc="04090003" w:tentative="1">
+      <w:start w:val="1"/>
+      <w:numFmt w:val="bullet"/>
+      <w:lvlText w:val="o"/>
+      <w:lvlJc w:val="left"/>
+      <w:pPr>
+        <w:ind w:left="1440" w:hanging="360"/>
+      </w:pPr>
+      <w:rPr>
+        <w:rFonts w:ascii="Courier New" w:hAnsi="Courier New" w:cs="Courier New" w:hint="default"/>
+      </w:rPr>
+    </w:lvl>
+    <w:lvl w:ilvl="2" w:tplc="04090005" w:tentative="1">
+      <w:start w:val="1"/>
+      <w:numFmt w:val="bullet"/>
+      <w:lvlText w:val=""/>
+      <w:lvlJc w:val="left"/>
+      <w:pPr>
+        <w:ind w:left="2160" w:hanging="360"/>
+      </w:pPr>
+      <w:rPr>
+        <w:rFonts w:ascii="Wingdings" w:hAnsi="Wingdings" w:hint="default"/>
+      </w:rPr>
+    </w:lvl>
+    <w:lvl w:ilvl="3" w:tplc="04090001" w:tentative="1">
+      <w:start w:val="1"/>
+      <w:numFmt w:val="bullet"/>
+      <w:lvlText w:val=""/>
+      <w:lvlJc w:val="left"/>
+      <w:pPr>
+        <w:ind w:left="2880" w:hanging="360"/>
+      </w:pPr>
+      <w:rPr>
+        <w:rFonts w:ascii="Symbol" w:hAnsi="Symbol" w:hint="default"/>
+      </w:rPr>
+    </w:lvl>
+    <w:lvl w:ilvl="4" w:tplc="04090003" w:tentative="1">
+      <w:start w:val="1"/>
+      <w:numFmt w:val="bullet"/>
+      <w:lvlText w:val="o"/>
+      <w:lvlJc w:val="left"/>
+      <w:pPr>
+        <w:ind w:left="3600" w:hanging="360"/>
+      </w:pPr>
+      <w:rPr>
+        <w:rFonts w:ascii="Courier New" w:hAnsi="Courier New" w:cs="Courier New" w:hint="default"/>
+      </w:rPr>
+    </w:lvl>
+    <w:lvl w:ilvl="5" w:tplc="04090005" w:tentative="1">
+      <w:start w:val="1"/>
+      <w:numFmt w:val="bullet"/>
+      <w:lvlText w:val=""/>
+      <w:lvlJc w:val="left"/>
+      <w:pPr>
+        <w:ind w:left="4320" w:hanging="360"/>
+      </w:pPr>
+      <w:rPr>
+        <w:rFonts w:ascii="Wingdings" w:hAnsi="Wingdings" w:hint="default"/>
+      </w:rPr>
+    </w:lvl>
+    <w:lvl w:ilvl="6" w:tplc="04090001" w:tentative="1">
+      <w:start w:val="1"/>
+      <w:numFmt w:val="bullet"/>
+      <w:lvlText w:val=""/>
+      <w:lvlJc w:val="left"/>
+      <w:pPr>
+        <w:ind w:left="5040" w:hanging="360"/>
+      </w:pPr>
+      <w:rPr>
+        <w:rFonts w:ascii="Symbol" w:hAnsi="Symbol" w:hint="default"/>
+      </w:rPr>
+    </w:lvl>
+    <w:lvl w:ilvl="7" w:tplc="04090003" w:tentative="1">
+      <w:start w:val="1"/>
+      <w:numFmt w:val="bullet"/>
+      <w:lvlText w:val="o"/>
+      <w:lvlJc w:val="left"/>
+      <w:pPr>
+        <w:ind w:left="5760" w:hanging="360"/>
+      </w:pPr>
+      <w:rPr>
+        <w:rFonts w:ascii="Courier New" w:hAnsi="Courier New" w:cs="Courier New" w:hint="default"/>
+      </w:rPr>
+    </w:lvl>
+    <w:lvl w:ilvl="8" w:tplc="04090005" w:tentative="1">
+      <w:start w:val="1"/>
+      <w:numFmt w:val="bullet"/>
+      <w:lvlText w:val=""/>
+      <w:lvlJc w:val="left"/>
+      <w:pPr>
+        <w:ind w:left="6480" w:hanging="360"/>
+      </w:pPr>
+      <w:rPr>
+        <w:rFonts w:ascii="Wingdings" w:hAnsi="Wingdings" w:hint="default"/>
+      </w:rPr>
+    </w:lvl>
+  </w:abstractNum>
   <w:num w:numId="1" w16cid:durableId="1784229604">
     <w:abstractNumId w:val="1"/>
   </w:num>
   <w:num w:numId="2" w16cid:durableId="433087338">
     <w:abstractNumId w:val="3"/>
-    <w:lvlOverride w:ilvl="0"/>
-    <w:lvlOverride w:ilvl="1"/>
-    <w:lvlOverride w:ilvl="2"/>
-    <w:lvlOverride w:ilvl="3"/>
-    <w:lvlOverride w:ilvl="4"/>
-    <w:lvlOverride w:ilvl="5"/>
-    <w:lvlOverride w:ilvl="6"/>
-    <w:lvlOverride w:ilvl="7"/>
-    <w:lvlOverride w:ilvl="8"/>
   </w:num>
   <w:num w:numId="3" w16cid:durableId="2128771221">
     <w:abstractNumId w:val="4"/>
-    <w:lvlOverride w:ilvl="0"/>
-    <w:lvlOverride w:ilvl="1"/>
-    <w:lvlOverride w:ilvl="2"/>
-    <w:lvlOverride w:ilvl="3"/>
-    <w:lvlOverride w:ilvl="4"/>
-    <w:lvlOverride w:ilvl="5"/>
-    <w:lvlOverride w:ilvl="6"/>
-    <w:lvlOverride w:ilvl="7"/>
-    <w:lvlOverride w:ilvl="8"/>
   </w:num>
   <w:num w:numId="4" w16cid:durableId="34815579">
     <w:abstractNumId w:val="2"/>
-    <w:lvlOverride w:ilvl="0"/>
-    <w:lvlOverride w:ilvl="1"/>
-    <w:lvlOverride w:ilvl="2"/>
-    <w:lvlOverride w:ilvl="3"/>
-    <w:lvlOverride w:ilvl="4"/>
-    <w:lvlOverride w:ilvl="5"/>
-    <w:lvlOverride w:ilvl="6"/>
-    <w:lvlOverride w:ilvl="7"/>
-    <w:lvlOverride w:ilvl="8"/>
   </w:num>
   <w:num w:numId="5" w16cid:durableId="1603030908">
     <w:abstractNumId w:val="0"/>
+  </w:num>
+  <w:num w:numId="6" w16cid:durableId="1656254731">
+    <w:abstractNumId w:val="5"/>
   </w:num>
 </w:numbering>
 </file>
